--- a/DESTINATION-NIGERIA-BRAND-KIT/09_DOCUMENT_TEMPLATES/PRESS_AND_MEDIA/DN_Fact-Sheet_A4.docx
+++ b/DESTINATION-NIGERIA-BRAND-KIT/09_DOCUMENT_TEMPLATES/PRESS_AND_MEDIA/DN_Fact-Sheet_A4.docx
@@ -68,9 +68,9 @@
           <w:insideV w:val="nil"/>
         </w:tblBorders>
         <w:tblCellMar>
-          <w:top w:w="160" w:type="dxa"/>
-          <w:left w:w="160" w:type="dxa"/>
-          <w:bottom w:w="160" w:type="dxa"/>
+          <w:top w:w="120" w:type="dxa"/>
+          <w:left w:w="0" w:type="dxa"/>
+          <w:bottom w:w="120" w:type="dxa"/>
           <w:right w:w="160" w:type="dxa"/>
         </w:tblCellMar>
       </w:tblPr>
@@ -83,7 +83,9 @@
         <w:tc>
           <w:tcPr>
             <w:tcW w:type="dxa" w:w="3137"/>
-            <w:shd w:val="clear" w:color="auto" w:fill="103428"/>
+            <w:tcBorders>
+              <w:top w:val="single" w:sz="8" w:color="103428"/>
+            </w:tcBorders>
           </w:tcPr>
           <w:p>
             <w:sdt>
@@ -95,9 +97,8 @@
               <w:sdtContent>
                 <w:r>
                   <w:rPr>
-                    <w:b/>
-                    <w:color w:val="E8A432"/>
-                    <w:sz w:val="48"/>
+                    <w:color w:val="103428"/>
+                    <w:sz w:val="60"/>
                   </w:rPr>
                   <w:t xml:space="preserve">[Figure]</w:t>
                 </w:r>
@@ -117,7 +118,7 @@
               <w:sdtContent>
                 <w:r>
                   <w:rPr>
-                    <w:color w:val="A9BFA9"/>
+                    <w:color w:val="5F6662"/>
                   </w:rPr>
                   <w:t xml:space="preserve">[What the figure measures — source, year]</w:t>
                 </w:r>
@@ -128,7 +129,9 @@
         <w:tc>
           <w:tcPr>
             <w:tcW w:type="dxa" w:w="3137"/>
-            <w:shd w:val="clear" w:color="auto" w:fill="103428"/>
+            <w:tcBorders>
+              <w:top w:val="single" w:sz="8" w:color="103428"/>
+            </w:tcBorders>
           </w:tcPr>
           <w:p>
             <w:sdt>
@@ -140,9 +143,8 @@
               <w:sdtContent>
                 <w:r>
                   <w:rPr>
-                    <w:b/>
-                    <w:color w:val="E8A432"/>
-                    <w:sz w:val="48"/>
+                    <w:color w:val="103428"/>
+                    <w:sz w:val="60"/>
                   </w:rPr>
                   <w:t xml:space="preserve">[Figure]</w:t>
                 </w:r>
@@ -162,7 +164,7 @@
               <w:sdtContent>
                 <w:r>
                   <w:rPr>
-                    <w:color w:val="A9BFA9"/>
+                    <w:color w:val="5F6662"/>
                   </w:rPr>
                   <w:t xml:space="preserve">[What the figure measures — source, year]</w:t>
                 </w:r>
@@ -173,7 +175,9 @@
         <w:tc>
           <w:tcPr>
             <w:tcW w:type="dxa" w:w="3137"/>
-            <w:shd w:val="clear" w:color="auto" w:fill="103428"/>
+            <w:tcBorders>
+              <w:top w:val="single" w:sz="8" w:color="103428"/>
+            </w:tcBorders>
           </w:tcPr>
           <w:p>
             <w:sdt>
@@ -185,9 +189,8 @@
               <w:sdtContent>
                 <w:r>
                   <w:rPr>
-                    <w:b/>
-                    <w:color w:val="E8A432"/>
-                    <w:sz w:val="48"/>
+                    <w:color w:val="103428"/>
+                    <w:sz w:val="60"/>
                   </w:rPr>
                   <w:t xml:space="preserve">[Figure]</w:t>
                 </w:r>
@@ -207,7 +210,7 @@
               <w:sdtContent>
                 <w:r>
                   <w:rPr>
-                    <w:color w:val="A9BFA9"/>
+                    <w:color w:val="5F6662"/>
                   </w:rPr>
                   <w:t xml:space="preserve">[What the figure measures — source, year]</w:t>
                 </w:r>
@@ -235,16 +238,16 @@
         <w:tblW w:type="auto" w:w="0"/>
         <w:tblLook w:firstColumn="1" w:firstRow="1" w:lastColumn="0" w:lastRow="0" w:noHBand="0" w:noVBand="1" w:val="04A0"/>
         <w:tblBorders>
-          <w:top w:val="single" w:sz="4" w:color="A9BFA9"/>
-          <w:left w:val="nil"/>
-          <w:bottom w:val="single" w:sz="4" w:color="A9BFA9"/>
-          <w:right w:val="nil"/>
-          <w:insideH w:val="single" w:sz="4" w:color="A9BFA9"/>
+          <w:top w:val="single" w:sz="4" w:color="E7DFCF"/>
+          <w:left w:val="nil"/>
+          <w:bottom w:val="single" w:sz="4" w:color="E7DFCF"/>
+          <w:right w:val="nil"/>
+          <w:insideH w:val="single" w:sz="4" w:color="E7DFCF"/>
           <w:insideV w:val="nil"/>
         </w:tblBorders>
         <w:tblCellMar>
           <w:top w:w="70" w:type="dxa"/>
-          <w:left w:w="100" w:type="dxa"/>
+          <w:left w:w="0" w:type="dxa"/>
           <w:bottom w:w="70" w:type="dxa"/>
           <w:right w:w="100" w:type="dxa"/>
         </w:tblCellMar>
@@ -607,7 +610,7 @@
         <w:rPr>
           <w:b/>
           <w:i w:val="0"/>
-          <w:color w:val="B4532A"/>
+          <w:color w:val="103428"/>
         </w:rPr>
         <w:t xml:space="preserve">Source verification: </w:t>
       </w:r>
@@ -637,7 +640,7 @@
   <w:p>
     <w:pPr>
       <w:pBdr>
-        <w:top w:val="single" w:sz="4" w:space="6" w:color="A9BFA9"/>
+        <w:top w:val="single" w:sz="4" w:space="6" w:color="E7DFCF"/>
       </w:pBdr>
       <w:tabs>
         <w:tab w:pos="9412" w:val="right"/>
@@ -659,7 +662,7 @@
         <w:color w:val="5F6662"/>
         <w:sz w:val="15"/>
       </w:rPr>
-      <w:t xml:space="preserve">  ·  </w:t>
+      <w:t xml:space="preserve">   </w:t>
     </w:r>
     <w:r>
       <w:rPr>
@@ -950,7 +953,7 @@
   <w:docDefaults>
     <w:rPrDefault>
       <w:rPr>
-        <w:rFonts w:asciiTheme="minorHAnsi" w:eastAsiaTheme="minorEastAsia" w:hAnsiTheme="minorHAnsi" w:cstheme="minorBidi"/>
+        <w:rFonts w:ascii="Public Sans" w:hAnsi="Public Sans" w:cs="Public Sans" w:eastAsia="Public Sans"/>
         <w:sz w:val="22"/>
         <w:szCs w:val="22"/>
         <w:lang w:val="en-US" w:eastAsia="en-US" w:bidi="ar-SA"/>
@@ -1110,7 +1113,7 @@
       <w:spacing w:before="0" w:after="120" w:line="317" w:lineRule="auto"/>
     </w:pPr>
     <w:rPr>
-      <w:rFonts w:ascii="Inter" w:hAnsi="Inter" w:cs="Inter" w:eastAsia="Inter"/>
+      <w:rFonts w:ascii="Public Sans" w:hAnsi="Public Sans" w:cs="Public Sans" w:eastAsia="Public Sans"/>
       <w:b w:val="0"/>
       <w:i w:val="0"/>
       <w:color w:val="1B201E"/>
@@ -1172,16 +1175,16 @@
     <w:pPr>
       <w:keepNext/>
       <w:keepLines/>
-      <w:spacing w:before="360" w:after="120" w:line="264" w:lineRule="auto"/>
+      <w:spacing w:before="440" w:after="160" w:line="259" w:lineRule="auto"/>
       <w:outlineLvl w:val="0"/>
     </w:pPr>
     <w:rPr>
-      <w:rFonts w:asciiTheme="majorHAnsi" w:eastAsiaTheme="majorEastAsia" w:hAnsiTheme="majorHAnsi" w:cstheme="majorBidi" w:ascii="Playfair Display" w:hAnsi="Playfair Display" w:cs="Playfair Display" w:eastAsia="Playfair Display"/>
+      <w:rFonts w:ascii="Newsreader Display" w:hAnsi="Newsreader Display" w:cs="Newsreader Display" w:eastAsia="Newsreader Display"/>
       <w:b w:val="0"/>
       <w:bCs/>
       <w:i w:val="0"/>
       <w:color w:val="103428"/>
-      <w:sz w:val="40"/>
+      <w:sz w:val="44"/>
       <w:szCs w:val="28"/>
     </w:rPr>
   </w:style>
@@ -1201,12 +1204,12 @@
       <w:outlineLvl w:val="1"/>
     </w:pPr>
     <w:rPr>
-      <w:rFonts w:asciiTheme="majorHAnsi" w:eastAsiaTheme="majorEastAsia" w:hAnsiTheme="majorHAnsi" w:cstheme="majorBidi" w:ascii="Inter" w:hAnsi="Inter" w:cs="Inter" w:eastAsia="Inter"/>
-      <w:b/>
+      <w:rFonts w:ascii="Newsreader Display" w:hAnsi="Newsreader Display" w:cs="Newsreader Display" w:eastAsia="Newsreader Display"/>
+      <w:b w:val="0"/>
       <w:bCs/>
       <w:i w:val="0"/>
       <w:color w:val="103428"/>
-      <w:sz w:val="25"/>
+      <w:sz w:val="28"/>
       <w:szCs w:val="26"/>
     </w:rPr>
   </w:style>
@@ -1226,12 +1229,12 @@
       <w:outlineLvl w:val="2"/>
     </w:pPr>
     <w:rPr>
-      <w:rFonts w:asciiTheme="majorHAnsi" w:eastAsiaTheme="majorEastAsia" w:hAnsiTheme="majorHAnsi" w:cstheme="majorBidi" w:ascii="Inter" w:hAnsi="Inter" w:cs="Inter" w:eastAsia="Inter"/>
+      <w:rFonts w:ascii="Public Sans" w:hAnsi="Public Sans" w:cs="Public Sans" w:eastAsia="Public Sans"/>
       <w:b/>
       <w:bCs/>
       <w:i w:val="0"/>
-      <w:color w:val="2C5040"/>
-      <w:sz w:val="20"/>
+      <w:color w:val="103428"/>
+      <w:sz w:val="19"/>
     </w:rPr>
   </w:style>
   <w:style w:type="paragraph" w:styleId="Heading4">
@@ -1251,7 +1254,7 @@
       <w:outlineLvl w:val="3"/>
     </w:pPr>
     <w:rPr>
-      <w:rFonts w:asciiTheme="majorHAnsi" w:eastAsiaTheme="majorEastAsia" w:hAnsiTheme="majorHAnsi" w:cstheme="majorBidi"/>
+      <w:rFonts w:ascii="Newsreader Display" w:hAnsi="Newsreader Display" w:cs="Newsreader Display"/>
       <w:b/>
       <w:bCs/>
       <w:i/>
@@ -1276,7 +1279,7 @@
       <w:outlineLvl w:val="4"/>
     </w:pPr>
     <w:rPr>
-      <w:rFonts w:asciiTheme="majorHAnsi" w:eastAsiaTheme="majorEastAsia" w:hAnsiTheme="majorHAnsi" w:cstheme="majorBidi"/>
+      <w:rFonts w:ascii="Newsreader Display" w:hAnsi="Newsreader Display" w:cs="Newsreader Display"/>
       <w:color w:val="243F60" w:themeColor="accent1" w:themeShade="7F"/>
     </w:rPr>
   </w:style>
@@ -1297,7 +1300,7 @@
       <w:outlineLvl w:val="5"/>
     </w:pPr>
     <w:rPr>
-      <w:rFonts w:asciiTheme="majorHAnsi" w:eastAsiaTheme="majorEastAsia" w:hAnsiTheme="majorHAnsi" w:cstheme="majorBidi"/>
+      <w:rFonts w:ascii="Newsreader Display" w:hAnsi="Newsreader Display" w:cs="Newsreader Display"/>
       <w:i/>
       <w:iCs/>
       <w:color w:val="243F60" w:themeColor="accent1" w:themeShade="7F"/>
@@ -1320,7 +1323,7 @@
       <w:outlineLvl w:val="6"/>
     </w:pPr>
     <w:rPr>
-      <w:rFonts w:asciiTheme="majorHAnsi" w:eastAsiaTheme="majorEastAsia" w:hAnsiTheme="majorHAnsi" w:cstheme="majorBidi"/>
+      <w:rFonts w:ascii="Newsreader Display" w:hAnsi="Newsreader Display" w:cs="Newsreader Display"/>
       <w:i/>
       <w:iCs/>
       <w:color w:val="404040" w:themeColor="text1" w:themeTint="BF"/>
@@ -1343,7 +1346,7 @@
       <w:outlineLvl w:val="7"/>
     </w:pPr>
     <w:rPr>
-      <w:rFonts w:asciiTheme="majorHAnsi" w:eastAsiaTheme="majorEastAsia" w:hAnsiTheme="majorHAnsi" w:cstheme="majorBidi"/>
+      <w:rFonts w:ascii="Newsreader Display" w:hAnsi="Newsreader Display" w:cs="Newsreader Display"/>
       <w:color w:val="4F81BD" w:themeColor="accent1"/>
       <w:sz w:val="20"/>
       <w:szCs w:val="20"/>
@@ -1366,7 +1369,7 @@
       <w:outlineLvl w:val="8"/>
     </w:pPr>
     <w:rPr>
-      <w:rFonts w:asciiTheme="majorHAnsi" w:eastAsiaTheme="majorEastAsia" w:hAnsiTheme="majorHAnsi" w:cstheme="majorBidi"/>
+      <w:rFonts w:ascii="Newsreader Display" w:hAnsi="Newsreader Display" w:cs="Newsreader Display"/>
       <w:i/>
       <w:iCs/>
       <w:color w:val="404040" w:themeColor="text1" w:themeTint="BF"/>
@@ -1417,7 +1420,7 @@
     <w:uiPriority w:val="9"/>
     <w:rsid w:val="00FC693F"/>
     <w:rPr>
-      <w:rFonts w:asciiTheme="majorHAnsi" w:eastAsiaTheme="majorEastAsia" w:hAnsiTheme="majorHAnsi" w:cstheme="majorBidi"/>
+      <w:rFonts w:ascii="Newsreader Display" w:hAnsi="Newsreader Display" w:cs="Newsreader Display"/>
       <w:b/>
       <w:bCs/>
       <w:color w:val="365F91" w:themeColor="accent1" w:themeShade="BF"/>
@@ -1432,7 +1435,7 @@
     <w:uiPriority w:val="9"/>
     <w:rsid w:val="00FC693F"/>
     <w:rPr>
-      <w:rFonts w:asciiTheme="majorHAnsi" w:eastAsiaTheme="majorEastAsia" w:hAnsiTheme="majorHAnsi" w:cstheme="majorBidi"/>
+      <w:rFonts w:ascii="Newsreader Display" w:hAnsi="Newsreader Display" w:cs="Newsreader Display"/>
       <w:b/>
       <w:bCs/>
       <w:color w:val="4F81BD" w:themeColor="accent1"/>
@@ -1447,7 +1450,7 @@
     <w:uiPriority w:val="9"/>
     <w:rsid w:val="00FC693F"/>
     <w:rPr>
-      <w:rFonts w:asciiTheme="majorHAnsi" w:eastAsiaTheme="majorEastAsia" w:hAnsiTheme="majorHAnsi" w:cstheme="majorBidi"/>
+      <w:rFonts w:ascii="Newsreader Display" w:hAnsi="Newsreader Display" w:cs="Newsreader Display"/>
       <w:b/>
       <w:bCs/>
       <w:color w:val="4F81BD" w:themeColor="accent1"/>
@@ -1462,17 +1465,17 @@
     <w:qFormat/>
     <w:rsid w:val="00FC693F"/>
     <w:pPr>
-      <w:spacing w:after="160" w:line="252" w:lineRule="auto" w:before="0"/>
+      <w:spacing w:after="200" w:line="245" w:lineRule="auto" w:before="0"/>
       <w:contextualSpacing/>
     </w:pPr>
     <w:rPr>
-      <w:rFonts w:asciiTheme="majorHAnsi" w:eastAsiaTheme="majorEastAsia" w:hAnsiTheme="majorHAnsi" w:cstheme="majorBidi" w:ascii="Playfair Display" w:hAnsi="Playfair Display" w:cs="Playfair Display" w:eastAsia="Playfair Display"/>
+      <w:rFonts w:ascii="Newsreader Display" w:hAnsi="Newsreader Display" w:cs="Newsreader Display" w:eastAsia="Newsreader Display"/>
       <w:b w:val="0"/>
       <w:i w:val="0"/>
       <w:color w:val="103428"/>
       <w:spacing w:val="5"/>
       <w:kern w:val="28"/>
-      <w:sz w:val="60"/>
+      <w:sz w:val="64"/>
       <w:szCs w:val="52"/>
     </w:rPr>
   </w:style>
@@ -1483,7 +1486,7 @@
     <w:uiPriority w:val="10"/>
     <w:rsid w:val="00FC693F"/>
     <w:rPr>
-      <w:rFonts w:asciiTheme="majorHAnsi" w:eastAsiaTheme="majorEastAsia" w:hAnsiTheme="majorHAnsi" w:cstheme="majorBidi"/>
+      <w:rFonts w:ascii="Newsreader Display" w:hAnsi="Newsreader Display" w:cs="Newsreader Display"/>
       <w:color w:val="17365D" w:themeColor="text2" w:themeShade="BF"/>
       <w:spacing w:val="5"/>
       <w:kern w:val="28"/>
@@ -1506,13 +1509,13 @@
       <w:spacing w:before="0" w:after="240" w:line="312" w:lineRule="auto"/>
     </w:pPr>
     <w:rPr>
-      <w:rFonts w:asciiTheme="majorHAnsi" w:eastAsiaTheme="majorEastAsia" w:hAnsiTheme="majorHAnsi" w:cstheme="majorBidi" w:ascii="Source Serif 4" w:hAnsi="Source Serif 4" w:cs="Source Serif 4" w:eastAsia="Source Serif 4"/>
+      <w:rFonts w:ascii="Newsreader Text" w:hAnsi="Newsreader Text" w:cs="Newsreader Text" w:eastAsia="Newsreader Text"/>
       <w:b w:val="0"/>
       <w:i w:val="0"/>
       <w:iCs/>
-      <w:color w:val="2C5040"/>
+      <w:color w:val="5F6662"/>
       <w:spacing w:val="15"/>
-      <w:sz w:val="28"/>
+      <w:sz w:val="26"/>
       <w:szCs w:val="24"/>
     </w:rPr>
   </w:style>
@@ -1523,7 +1526,7 @@
     <w:uiPriority w:val="11"/>
     <w:rsid w:val="00FC693F"/>
     <w:rPr>
-      <w:rFonts w:asciiTheme="majorHAnsi" w:eastAsiaTheme="majorEastAsia" w:hAnsiTheme="majorHAnsi" w:cstheme="majorBidi"/>
+      <w:rFonts w:ascii="Newsreader Display" w:hAnsi="Newsreader Display" w:cs="Newsreader Display"/>
       <w:i/>
       <w:iCs/>
       <w:color w:val="4F81BD" w:themeColor="accent1"/>
@@ -1652,7 +1655,7 @@
       <w:contextualSpacing/>
     </w:pPr>
     <w:rPr>
-      <w:rFonts w:ascii="Inter" w:hAnsi="Inter" w:cs="Inter" w:eastAsia="Inter"/>
+      <w:rFonts w:ascii="Public Sans" w:hAnsi="Public Sans" w:cs="Public Sans" w:eastAsia="Public Sans"/>
       <w:b w:val="0"/>
       <w:i w:val="0"/>
       <w:color w:val="1B201E"/>
@@ -1699,7 +1702,7 @@
       <w:contextualSpacing/>
     </w:pPr>
     <w:rPr>
-      <w:rFonts w:ascii="Inter" w:hAnsi="Inter" w:cs="Inter" w:eastAsia="Inter"/>
+      <w:rFonts w:ascii="Public Sans" w:hAnsi="Public Sans" w:cs="Public Sans" w:eastAsia="Public Sans"/>
       <w:b w:val="0"/>
       <w:i w:val="0"/>
       <w:color w:val="1B201E"/>
@@ -1815,12 +1818,12 @@
       <w:spacing w:before="240" w:after="240" w:line="324" w:lineRule="auto"/>
     </w:pPr>
     <w:rPr>
-      <w:rFonts w:ascii="Source Serif 4" w:hAnsi="Source Serif 4" w:cs="Source Serif 4" w:eastAsia="Source Serif 4"/>
+      <w:rFonts w:ascii="Newsreader Display" w:hAnsi="Newsreader Display" w:cs="Newsreader Display" w:eastAsia="Newsreader Display"/>
       <w:b w:val="0"/>
       <w:i/>
       <w:iCs/>
       <w:color w:val="103428"/>
-      <w:sz w:val="28"/>
+      <w:sz w:val="32"/>
     </w:rPr>
   </w:style>
   <w:style w:type="character" w:customStyle="1" w:styleId="QuoteChar">
@@ -1843,7 +1846,7 @@
     <w:semiHidden/>
     <w:rsid w:val="00FC693F"/>
     <w:rPr>
-      <w:rFonts w:asciiTheme="majorHAnsi" w:eastAsiaTheme="majorEastAsia" w:hAnsiTheme="majorHAnsi" w:cstheme="majorBidi"/>
+      <w:rFonts w:ascii="Newsreader Display" w:hAnsi="Newsreader Display" w:cs="Newsreader Display"/>
       <w:b/>
       <w:bCs/>
       <w:i/>
@@ -1859,7 +1862,7 @@
     <w:semiHidden/>
     <w:rsid w:val="00FC693F"/>
     <w:rPr>
-      <w:rFonts w:asciiTheme="majorHAnsi" w:eastAsiaTheme="majorEastAsia" w:hAnsiTheme="majorHAnsi" w:cstheme="majorBidi"/>
+      <w:rFonts w:ascii="Newsreader Display" w:hAnsi="Newsreader Display" w:cs="Newsreader Display"/>
       <w:color w:val="243F60" w:themeColor="accent1" w:themeShade="7F"/>
     </w:rPr>
   </w:style>
@@ -1871,7 +1874,7 @@
     <w:semiHidden/>
     <w:rsid w:val="00FC693F"/>
     <w:rPr>
-      <w:rFonts w:asciiTheme="majorHAnsi" w:eastAsiaTheme="majorEastAsia" w:hAnsiTheme="majorHAnsi" w:cstheme="majorBidi"/>
+      <w:rFonts w:ascii="Newsreader Display" w:hAnsi="Newsreader Display" w:cs="Newsreader Display"/>
       <w:i/>
       <w:iCs/>
       <w:color w:val="243F60" w:themeColor="accent1" w:themeShade="7F"/>
@@ -1885,7 +1888,7 @@
     <w:semiHidden/>
     <w:rsid w:val="00FC693F"/>
     <w:rPr>
-      <w:rFonts w:asciiTheme="majorHAnsi" w:eastAsiaTheme="majorEastAsia" w:hAnsiTheme="majorHAnsi" w:cstheme="majorBidi"/>
+      <w:rFonts w:ascii="Newsreader Display" w:hAnsi="Newsreader Display" w:cs="Newsreader Display"/>
       <w:i/>
       <w:iCs/>
       <w:color w:val="404040" w:themeColor="text1" w:themeTint="BF"/>
@@ -1899,7 +1902,7 @@
     <w:semiHidden/>
     <w:rsid w:val="00FC693F"/>
     <w:rPr>
-      <w:rFonts w:asciiTheme="majorHAnsi" w:eastAsiaTheme="majorEastAsia" w:hAnsiTheme="majorHAnsi" w:cstheme="majorBidi"/>
+      <w:rFonts w:ascii="Newsreader Display" w:hAnsi="Newsreader Display" w:cs="Newsreader Display"/>
       <w:color w:val="4F81BD" w:themeColor="accent1"/>
       <w:sz w:val="20"/>
       <w:szCs w:val="20"/>
@@ -1913,7 +1916,7 @@
     <w:semiHidden/>
     <w:rsid w:val="00FC693F"/>
     <w:rPr>
-      <w:rFonts w:asciiTheme="majorHAnsi" w:eastAsiaTheme="majorEastAsia" w:hAnsiTheme="majorHAnsi" w:cstheme="majorBidi"/>
+      <w:rFonts w:ascii="Newsreader Display" w:hAnsi="Newsreader Display" w:cs="Newsreader Display"/>
       <w:i/>
       <w:iCs/>
       <w:color w:val="404040" w:themeColor="text1" w:themeTint="BF"/>
@@ -1934,7 +1937,7 @@
       <w:spacing w:line="300" w:lineRule="auto" w:before="60" w:after="200"/>
     </w:pPr>
     <w:rPr>
-      <w:rFonts w:ascii="Inter" w:hAnsi="Inter" w:cs="Inter" w:eastAsia="Inter"/>
+      <w:rFonts w:ascii="Public Sans" w:hAnsi="Public Sans" w:cs="Public Sans" w:eastAsia="Public Sans"/>
       <w:b w:val="0"/>
       <w:bCs/>
       <w:i w:val="0"/>
@@ -3504,7 +3507,7 @@
         <w:spacing w:before="0" w:after="0" w:line="240" w:lineRule="auto"/>
       </w:pPr>
       <w:rPr>
-        <w:rFonts w:asciiTheme="majorHAnsi" w:eastAsiaTheme="majorEastAsia" w:hAnsiTheme="majorHAnsi" w:cstheme="majorBidi"/>
+        <w:rFonts w:ascii="Newsreader Display" w:hAnsi="Newsreader Display" w:cs="Newsreader Display"/>
         <w:b/>
         <w:bCs/>
       </w:rPr>
@@ -3525,7 +3528,7 @@
         <w:spacing w:before="0" w:after="0" w:line="240" w:lineRule="auto"/>
       </w:pPr>
       <w:rPr>
-        <w:rFonts w:asciiTheme="majorHAnsi" w:eastAsiaTheme="majorEastAsia" w:hAnsiTheme="majorHAnsi" w:cstheme="majorBidi"/>
+        <w:rFonts w:ascii="Newsreader Display" w:hAnsi="Newsreader Display" w:cs="Newsreader Display"/>
         <w:b/>
         <w:bCs/>
       </w:rPr>
@@ -3543,14 +3546,14 @@
     </w:tblStylePr>
     <w:tblStylePr w:type="firstCol">
       <w:rPr>
-        <w:rFonts w:asciiTheme="majorHAnsi" w:eastAsiaTheme="majorEastAsia" w:hAnsiTheme="majorHAnsi" w:cstheme="majorBidi"/>
+        <w:rFonts w:ascii="Newsreader Display" w:hAnsi="Newsreader Display" w:cs="Newsreader Display"/>
         <w:b/>
         <w:bCs/>
       </w:rPr>
     </w:tblStylePr>
     <w:tblStylePr w:type="lastCol">
       <w:rPr>
-        <w:rFonts w:asciiTheme="majorHAnsi" w:eastAsiaTheme="majorEastAsia" w:hAnsiTheme="majorHAnsi" w:cstheme="majorBidi"/>
+        <w:rFonts w:ascii="Newsreader Display" w:hAnsi="Newsreader Display" w:cs="Newsreader Display"/>
         <w:b/>
         <w:bCs/>
       </w:rPr>
@@ -3634,7 +3637,7 @@
         <w:spacing w:before="0" w:after="0" w:line="240" w:lineRule="auto"/>
       </w:pPr>
       <w:rPr>
-        <w:rFonts w:asciiTheme="majorHAnsi" w:eastAsiaTheme="majorEastAsia" w:hAnsiTheme="majorHAnsi" w:cstheme="majorBidi"/>
+        <w:rFonts w:ascii="Newsreader Display" w:hAnsi="Newsreader Display" w:cs="Newsreader Display"/>
         <w:b/>
         <w:bCs/>
       </w:rPr>
@@ -3655,7 +3658,7 @@
         <w:spacing w:before="0" w:after="0" w:line="240" w:lineRule="auto"/>
       </w:pPr>
       <w:rPr>
-        <w:rFonts w:asciiTheme="majorHAnsi" w:eastAsiaTheme="majorEastAsia" w:hAnsiTheme="majorHAnsi" w:cstheme="majorBidi"/>
+        <w:rFonts w:ascii="Newsreader Display" w:hAnsi="Newsreader Display" w:cs="Newsreader Display"/>
         <w:b/>
         <w:bCs/>
       </w:rPr>
@@ -3673,14 +3676,14 @@
     </w:tblStylePr>
     <w:tblStylePr w:type="firstCol">
       <w:rPr>
-        <w:rFonts w:asciiTheme="majorHAnsi" w:eastAsiaTheme="majorEastAsia" w:hAnsiTheme="majorHAnsi" w:cstheme="majorBidi"/>
+        <w:rFonts w:ascii="Newsreader Display" w:hAnsi="Newsreader Display" w:cs="Newsreader Display"/>
         <w:b/>
         <w:bCs/>
       </w:rPr>
     </w:tblStylePr>
     <w:tblStylePr w:type="lastCol">
       <w:rPr>
-        <w:rFonts w:asciiTheme="majorHAnsi" w:eastAsiaTheme="majorEastAsia" w:hAnsiTheme="majorHAnsi" w:cstheme="majorBidi"/>
+        <w:rFonts w:ascii="Newsreader Display" w:hAnsi="Newsreader Display" w:cs="Newsreader Display"/>
         <w:b/>
         <w:bCs/>
       </w:rPr>
@@ -3764,7 +3767,7 @@
         <w:spacing w:before="0" w:after="0" w:line="240" w:lineRule="auto"/>
       </w:pPr>
       <w:rPr>
-        <w:rFonts w:asciiTheme="majorHAnsi" w:eastAsiaTheme="majorEastAsia" w:hAnsiTheme="majorHAnsi" w:cstheme="majorBidi"/>
+        <w:rFonts w:ascii="Newsreader Display" w:hAnsi="Newsreader Display" w:cs="Newsreader Display"/>
         <w:b/>
         <w:bCs/>
       </w:rPr>
@@ -3785,7 +3788,7 @@
         <w:spacing w:before="0" w:after="0" w:line="240" w:lineRule="auto"/>
       </w:pPr>
       <w:rPr>
-        <w:rFonts w:asciiTheme="majorHAnsi" w:eastAsiaTheme="majorEastAsia" w:hAnsiTheme="majorHAnsi" w:cstheme="majorBidi"/>
+        <w:rFonts w:ascii="Newsreader Display" w:hAnsi="Newsreader Display" w:cs="Newsreader Display"/>
         <w:b/>
         <w:bCs/>
       </w:rPr>
@@ -3803,14 +3806,14 @@
     </w:tblStylePr>
     <w:tblStylePr w:type="firstCol">
       <w:rPr>
-        <w:rFonts w:asciiTheme="majorHAnsi" w:eastAsiaTheme="majorEastAsia" w:hAnsiTheme="majorHAnsi" w:cstheme="majorBidi"/>
+        <w:rFonts w:ascii="Newsreader Display" w:hAnsi="Newsreader Display" w:cs="Newsreader Display"/>
         <w:b/>
         <w:bCs/>
       </w:rPr>
     </w:tblStylePr>
     <w:tblStylePr w:type="lastCol">
       <w:rPr>
-        <w:rFonts w:asciiTheme="majorHAnsi" w:eastAsiaTheme="majorEastAsia" w:hAnsiTheme="majorHAnsi" w:cstheme="majorBidi"/>
+        <w:rFonts w:ascii="Newsreader Display" w:hAnsi="Newsreader Display" w:cs="Newsreader Display"/>
         <w:b/>
         <w:bCs/>
       </w:rPr>
@@ -3894,7 +3897,7 @@
         <w:spacing w:before="0" w:after="0" w:line="240" w:lineRule="auto"/>
       </w:pPr>
       <w:rPr>
-        <w:rFonts w:asciiTheme="majorHAnsi" w:eastAsiaTheme="majorEastAsia" w:hAnsiTheme="majorHAnsi" w:cstheme="majorBidi"/>
+        <w:rFonts w:ascii="Newsreader Display" w:hAnsi="Newsreader Display" w:cs="Newsreader Display"/>
         <w:b/>
         <w:bCs/>
       </w:rPr>
@@ -3915,7 +3918,7 @@
         <w:spacing w:before="0" w:after="0" w:line="240" w:lineRule="auto"/>
       </w:pPr>
       <w:rPr>
-        <w:rFonts w:asciiTheme="majorHAnsi" w:eastAsiaTheme="majorEastAsia" w:hAnsiTheme="majorHAnsi" w:cstheme="majorBidi"/>
+        <w:rFonts w:ascii="Newsreader Display" w:hAnsi="Newsreader Display" w:cs="Newsreader Display"/>
         <w:b/>
         <w:bCs/>
       </w:rPr>
@@ -3933,14 +3936,14 @@
     </w:tblStylePr>
     <w:tblStylePr w:type="firstCol">
       <w:rPr>
-        <w:rFonts w:asciiTheme="majorHAnsi" w:eastAsiaTheme="majorEastAsia" w:hAnsiTheme="majorHAnsi" w:cstheme="majorBidi"/>
+        <w:rFonts w:ascii="Newsreader Display" w:hAnsi="Newsreader Display" w:cs="Newsreader Display"/>
         <w:b/>
         <w:bCs/>
       </w:rPr>
     </w:tblStylePr>
     <w:tblStylePr w:type="lastCol">
       <w:rPr>
-        <w:rFonts w:asciiTheme="majorHAnsi" w:eastAsiaTheme="majorEastAsia" w:hAnsiTheme="majorHAnsi" w:cstheme="majorBidi"/>
+        <w:rFonts w:ascii="Newsreader Display" w:hAnsi="Newsreader Display" w:cs="Newsreader Display"/>
         <w:b/>
         <w:bCs/>
       </w:rPr>
@@ -4024,7 +4027,7 @@
         <w:spacing w:before="0" w:after="0" w:line="240" w:lineRule="auto"/>
       </w:pPr>
       <w:rPr>
-        <w:rFonts w:asciiTheme="majorHAnsi" w:eastAsiaTheme="majorEastAsia" w:hAnsiTheme="majorHAnsi" w:cstheme="majorBidi"/>
+        <w:rFonts w:ascii="Newsreader Display" w:hAnsi="Newsreader Display" w:cs="Newsreader Display"/>
         <w:b/>
         <w:bCs/>
       </w:rPr>
@@ -4045,7 +4048,7 @@
         <w:spacing w:before="0" w:after="0" w:line="240" w:lineRule="auto"/>
       </w:pPr>
       <w:rPr>
-        <w:rFonts w:asciiTheme="majorHAnsi" w:eastAsiaTheme="majorEastAsia" w:hAnsiTheme="majorHAnsi" w:cstheme="majorBidi"/>
+        <w:rFonts w:ascii="Newsreader Display" w:hAnsi="Newsreader Display" w:cs="Newsreader Display"/>
         <w:b/>
         <w:bCs/>
       </w:rPr>
@@ -4063,14 +4066,14 @@
     </w:tblStylePr>
     <w:tblStylePr w:type="firstCol">
       <w:rPr>
-        <w:rFonts w:asciiTheme="majorHAnsi" w:eastAsiaTheme="majorEastAsia" w:hAnsiTheme="majorHAnsi" w:cstheme="majorBidi"/>
+        <w:rFonts w:ascii="Newsreader Display" w:hAnsi="Newsreader Display" w:cs="Newsreader Display"/>
         <w:b/>
         <w:bCs/>
       </w:rPr>
     </w:tblStylePr>
     <w:tblStylePr w:type="lastCol">
       <w:rPr>
-        <w:rFonts w:asciiTheme="majorHAnsi" w:eastAsiaTheme="majorEastAsia" w:hAnsiTheme="majorHAnsi" w:cstheme="majorBidi"/>
+        <w:rFonts w:ascii="Newsreader Display" w:hAnsi="Newsreader Display" w:cs="Newsreader Display"/>
         <w:b/>
         <w:bCs/>
       </w:rPr>
@@ -4154,7 +4157,7 @@
         <w:spacing w:before="0" w:after="0" w:line="240" w:lineRule="auto"/>
       </w:pPr>
       <w:rPr>
-        <w:rFonts w:asciiTheme="majorHAnsi" w:eastAsiaTheme="majorEastAsia" w:hAnsiTheme="majorHAnsi" w:cstheme="majorBidi"/>
+        <w:rFonts w:ascii="Newsreader Display" w:hAnsi="Newsreader Display" w:cs="Newsreader Display"/>
         <w:b/>
         <w:bCs/>
       </w:rPr>
@@ -4175,7 +4178,7 @@
         <w:spacing w:before="0" w:after="0" w:line="240" w:lineRule="auto"/>
       </w:pPr>
       <w:rPr>
-        <w:rFonts w:asciiTheme="majorHAnsi" w:eastAsiaTheme="majorEastAsia" w:hAnsiTheme="majorHAnsi" w:cstheme="majorBidi"/>
+        <w:rFonts w:ascii="Newsreader Display" w:hAnsi="Newsreader Display" w:cs="Newsreader Display"/>
         <w:b/>
         <w:bCs/>
       </w:rPr>
@@ -4193,14 +4196,14 @@
     </w:tblStylePr>
     <w:tblStylePr w:type="firstCol">
       <w:rPr>
-        <w:rFonts w:asciiTheme="majorHAnsi" w:eastAsiaTheme="majorEastAsia" w:hAnsiTheme="majorHAnsi" w:cstheme="majorBidi"/>
+        <w:rFonts w:ascii="Newsreader Display" w:hAnsi="Newsreader Display" w:cs="Newsreader Display"/>
         <w:b/>
         <w:bCs/>
       </w:rPr>
     </w:tblStylePr>
     <w:tblStylePr w:type="lastCol">
       <w:rPr>
-        <w:rFonts w:asciiTheme="majorHAnsi" w:eastAsiaTheme="majorEastAsia" w:hAnsiTheme="majorHAnsi" w:cstheme="majorBidi"/>
+        <w:rFonts w:ascii="Newsreader Display" w:hAnsi="Newsreader Display" w:cs="Newsreader Display"/>
         <w:b/>
         <w:bCs/>
       </w:rPr>
@@ -4284,7 +4287,7 @@
         <w:spacing w:before="0" w:after="0" w:line="240" w:lineRule="auto"/>
       </w:pPr>
       <w:rPr>
-        <w:rFonts w:asciiTheme="majorHAnsi" w:eastAsiaTheme="majorEastAsia" w:hAnsiTheme="majorHAnsi" w:cstheme="majorBidi"/>
+        <w:rFonts w:ascii="Newsreader Display" w:hAnsi="Newsreader Display" w:cs="Newsreader Display"/>
         <w:b/>
         <w:bCs/>
       </w:rPr>
@@ -4305,7 +4308,7 @@
         <w:spacing w:before="0" w:after="0" w:line="240" w:lineRule="auto"/>
       </w:pPr>
       <w:rPr>
-        <w:rFonts w:asciiTheme="majorHAnsi" w:eastAsiaTheme="majorEastAsia" w:hAnsiTheme="majorHAnsi" w:cstheme="majorBidi"/>
+        <w:rFonts w:ascii="Newsreader Display" w:hAnsi="Newsreader Display" w:cs="Newsreader Display"/>
         <w:b/>
         <w:bCs/>
       </w:rPr>
@@ -4323,14 +4326,14 @@
     </w:tblStylePr>
     <w:tblStylePr w:type="firstCol">
       <w:rPr>
-        <w:rFonts w:asciiTheme="majorHAnsi" w:eastAsiaTheme="majorEastAsia" w:hAnsiTheme="majorHAnsi" w:cstheme="majorBidi"/>
+        <w:rFonts w:ascii="Newsreader Display" w:hAnsi="Newsreader Display" w:cs="Newsreader Display"/>
         <w:b/>
         <w:bCs/>
       </w:rPr>
     </w:tblStylePr>
     <w:tblStylePr w:type="lastCol">
       <w:rPr>
-        <w:rFonts w:asciiTheme="majorHAnsi" w:eastAsiaTheme="majorEastAsia" w:hAnsiTheme="majorHAnsi" w:cstheme="majorBidi"/>
+        <w:rFonts w:ascii="Newsreader Display" w:hAnsi="Newsreader Display" w:cs="Newsreader Display"/>
         <w:b/>
         <w:bCs/>
       </w:rPr>
@@ -6195,7 +6198,7 @@
     </w:tblPr>
     <w:tblStylePr w:type="firstRow">
       <w:rPr>
-        <w:rFonts w:asciiTheme="majorHAnsi" w:eastAsiaTheme="majorEastAsia" w:hAnsiTheme="majorHAnsi" w:cstheme="majorBidi"/>
+        <w:rFonts w:ascii="Newsreader Display" w:hAnsi="Newsreader Display" w:cs="Newsreader Display"/>
       </w:rPr>
       <w:tblPr/>
       <w:tcPr>
@@ -6279,7 +6282,7 @@
     </w:tblPr>
     <w:tblStylePr w:type="firstRow">
       <w:rPr>
-        <w:rFonts w:asciiTheme="majorHAnsi" w:eastAsiaTheme="majorEastAsia" w:hAnsiTheme="majorHAnsi" w:cstheme="majorBidi"/>
+        <w:rFonts w:ascii="Newsreader Display" w:hAnsi="Newsreader Display" w:cs="Newsreader Display"/>
       </w:rPr>
       <w:tblPr/>
       <w:tcPr>
@@ -6363,7 +6366,7 @@
     </w:tblPr>
     <w:tblStylePr w:type="firstRow">
       <w:rPr>
-        <w:rFonts w:asciiTheme="majorHAnsi" w:eastAsiaTheme="majorEastAsia" w:hAnsiTheme="majorHAnsi" w:cstheme="majorBidi"/>
+        <w:rFonts w:ascii="Newsreader Display" w:hAnsi="Newsreader Display" w:cs="Newsreader Display"/>
       </w:rPr>
       <w:tblPr/>
       <w:tcPr>
@@ -6447,7 +6450,7 @@
     </w:tblPr>
     <w:tblStylePr w:type="firstRow">
       <w:rPr>
-        <w:rFonts w:asciiTheme="majorHAnsi" w:eastAsiaTheme="majorEastAsia" w:hAnsiTheme="majorHAnsi" w:cstheme="majorBidi"/>
+        <w:rFonts w:ascii="Newsreader Display" w:hAnsi="Newsreader Display" w:cs="Newsreader Display"/>
       </w:rPr>
       <w:tblPr/>
       <w:tcPr>
@@ -6531,7 +6534,7 @@
     </w:tblPr>
     <w:tblStylePr w:type="firstRow">
       <w:rPr>
-        <w:rFonts w:asciiTheme="majorHAnsi" w:eastAsiaTheme="majorEastAsia" w:hAnsiTheme="majorHAnsi" w:cstheme="majorBidi"/>
+        <w:rFonts w:ascii="Newsreader Display" w:hAnsi="Newsreader Display" w:cs="Newsreader Display"/>
       </w:rPr>
       <w:tblPr/>
       <w:tcPr>
@@ -6615,7 +6618,7 @@
     </w:tblPr>
     <w:tblStylePr w:type="firstRow">
       <w:rPr>
-        <w:rFonts w:asciiTheme="majorHAnsi" w:eastAsiaTheme="majorEastAsia" w:hAnsiTheme="majorHAnsi" w:cstheme="majorBidi"/>
+        <w:rFonts w:ascii="Newsreader Display" w:hAnsi="Newsreader Display" w:cs="Newsreader Display"/>
       </w:rPr>
       <w:tblPr/>
       <w:tcPr>
@@ -6699,7 +6702,7 @@
     </w:tblPr>
     <w:tblStylePr w:type="firstRow">
       <w:rPr>
-        <w:rFonts w:asciiTheme="majorHAnsi" w:eastAsiaTheme="majorEastAsia" w:hAnsiTheme="majorHAnsi" w:cstheme="majorBidi"/>
+        <w:rFonts w:ascii="Newsreader Display" w:hAnsi="Newsreader Display" w:cs="Newsreader Display"/>
       </w:rPr>
       <w:tblPr/>
       <w:tcPr>
@@ -6764,7 +6767,7 @@
       <w:spacing w:after="0" w:line="240" w:lineRule="auto"/>
     </w:pPr>
     <w:rPr>
-      <w:rFonts w:asciiTheme="majorHAnsi" w:eastAsiaTheme="majorEastAsia" w:hAnsiTheme="majorHAnsi" w:cstheme="majorBidi"/>
+      <w:rFonts w:ascii="Newsreader Display" w:hAnsi="Newsreader Display" w:cs="Newsreader Display"/>
       <w:color w:val="000000" w:themeColor="text1"/>
     </w:rPr>
     <w:tblPr>
@@ -6892,7 +6895,7 @@
       <w:spacing w:after="0" w:line="240" w:lineRule="auto"/>
     </w:pPr>
     <w:rPr>
-      <w:rFonts w:asciiTheme="majorHAnsi" w:eastAsiaTheme="majorEastAsia" w:hAnsiTheme="majorHAnsi" w:cstheme="majorBidi"/>
+      <w:rFonts w:ascii="Newsreader Display" w:hAnsi="Newsreader Display" w:cs="Newsreader Display"/>
       <w:color w:val="000000" w:themeColor="text1"/>
     </w:rPr>
     <w:tblPr>
@@ -7020,7 +7023,7 @@
       <w:spacing w:after="0" w:line="240" w:lineRule="auto"/>
     </w:pPr>
     <w:rPr>
-      <w:rFonts w:asciiTheme="majorHAnsi" w:eastAsiaTheme="majorEastAsia" w:hAnsiTheme="majorHAnsi" w:cstheme="majorBidi"/>
+      <w:rFonts w:ascii="Newsreader Display" w:hAnsi="Newsreader Display" w:cs="Newsreader Display"/>
       <w:color w:val="000000" w:themeColor="text1"/>
     </w:rPr>
     <w:tblPr>
@@ -7148,7 +7151,7 @@
       <w:spacing w:after="0" w:line="240" w:lineRule="auto"/>
     </w:pPr>
     <w:rPr>
-      <w:rFonts w:asciiTheme="majorHAnsi" w:eastAsiaTheme="majorEastAsia" w:hAnsiTheme="majorHAnsi" w:cstheme="majorBidi"/>
+      <w:rFonts w:ascii="Newsreader Display" w:hAnsi="Newsreader Display" w:cs="Newsreader Display"/>
       <w:color w:val="000000" w:themeColor="text1"/>
     </w:rPr>
     <w:tblPr>
@@ -7276,7 +7279,7 @@
       <w:spacing w:after="0" w:line="240" w:lineRule="auto"/>
     </w:pPr>
     <w:rPr>
-      <w:rFonts w:asciiTheme="majorHAnsi" w:eastAsiaTheme="majorEastAsia" w:hAnsiTheme="majorHAnsi" w:cstheme="majorBidi"/>
+      <w:rFonts w:ascii="Newsreader Display" w:hAnsi="Newsreader Display" w:cs="Newsreader Display"/>
       <w:color w:val="000000" w:themeColor="text1"/>
     </w:rPr>
     <w:tblPr>
@@ -7404,7 +7407,7 @@
       <w:spacing w:after="0" w:line="240" w:lineRule="auto"/>
     </w:pPr>
     <w:rPr>
-      <w:rFonts w:asciiTheme="majorHAnsi" w:eastAsiaTheme="majorEastAsia" w:hAnsiTheme="majorHAnsi" w:cstheme="majorBidi"/>
+      <w:rFonts w:ascii="Newsreader Display" w:hAnsi="Newsreader Display" w:cs="Newsreader Display"/>
       <w:color w:val="000000" w:themeColor="text1"/>
     </w:rPr>
     <w:tblPr>
@@ -7532,7 +7535,7 @@
       <w:spacing w:after="0" w:line="240" w:lineRule="auto"/>
     </w:pPr>
     <w:rPr>
-      <w:rFonts w:asciiTheme="majorHAnsi" w:eastAsiaTheme="majorEastAsia" w:hAnsiTheme="majorHAnsi" w:cstheme="majorBidi"/>
+      <w:rFonts w:ascii="Newsreader Display" w:hAnsi="Newsreader Display" w:cs="Newsreader Display"/>
       <w:color w:val="000000" w:themeColor="text1"/>
     </w:rPr>
     <w:tblPr>
@@ -8171,7 +8174,7 @@
       <w:spacing w:after="0" w:line="240" w:lineRule="auto"/>
     </w:pPr>
     <w:rPr>
-      <w:rFonts w:asciiTheme="majorHAnsi" w:eastAsiaTheme="majorEastAsia" w:hAnsiTheme="majorHAnsi" w:cstheme="majorBidi"/>
+      <w:rFonts w:ascii="Newsreader Display" w:hAnsi="Newsreader Display" w:cs="Newsreader Display"/>
       <w:color w:val="000000" w:themeColor="text1"/>
     </w:rPr>
     <w:tblPr>
@@ -8296,7 +8299,7 @@
       <w:spacing w:after="0" w:line="240" w:lineRule="auto"/>
     </w:pPr>
     <w:rPr>
-      <w:rFonts w:asciiTheme="majorHAnsi" w:eastAsiaTheme="majorEastAsia" w:hAnsiTheme="majorHAnsi" w:cstheme="majorBidi"/>
+      <w:rFonts w:ascii="Newsreader Display" w:hAnsi="Newsreader Display" w:cs="Newsreader Display"/>
       <w:color w:val="000000" w:themeColor="text1"/>
     </w:rPr>
     <w:tblPr>
@@ -8421,7 +8424,7 @@
       <w:spacing w:after="0" w:line="240" w:lineRule="auto"/>
     </w:pPr>
     <w:rPr>
-      <w:rFonts w:asciiTheme="majorHAnsi" w:eastAsiaTheme="majorEastAsia" w:hAnsiTheme="majorHAnsi" w:cstheme="majorBidi"/>
+      <w:rFonts w:ascii="Newsreader Display" w:hAnsi="Newsreader Display" w:cs="Newsreader Display"/>
       <w:color w:val="000000" w:themeColor="text1"/>
     </w:rPr>
     <w:tblPr>
@@ -8546,7 +8549,7 @@
       <w:spacing w:after="0" w:line="240" w:lineRule="auto"/>
     </w:pPr>
     <w:rPr>
-      <w:rFonts w:asciiTheme="majorHAnsi" w:eastAsiaTheme="majorEastAsia" w:hAnsiTheme="majorHAnsi" w:cstheme="majorBidi"/>
+      <w:rFonts w:ascii="Newsreader Display" w:hAnsi="Newsreader Display" w:cs="Newsreader Display"/>
       <w:color w:val="000000" w:themeColor="text1"/>
     </w:rPr>
     <w:tblPr>
@@ -8671,7 +8674,7 @@
       <w:spacing w:after="0" w:line="240" w:lineRule="auto"/>
     </w:pPr>
     <w:rPr>
-      <w:rFonts w:asciiTheme="majorHAnsi" w:eastAsiaTheme="majorEastAsia" w:hAnsiTheme="majorHAnsi" w:cstheme="majorBidi"/>
+      <w:rFonts w:ascii="Newsreader Display" w:hAnsi="Newsreader Display" w:cs="Newsreader Display"/>
       <w:color w:val="000000" w:themeColor="text1"/>
     </w:rPr>
     <w:tblPr>
@@ -8796,7 +8799,7 @@
       <w:spacing w:after="0" w:line="240" w:lineRule="auto"/>
     </w:pPr>
     <w:rPr>
-      <w:rFonts w:asciiTheme="majorHAnsi" w:eastAsiaTheme="majorEastAsia" w:hAnsiTheme="majorHAnsi" w:cstheme="majorBidi"/>
+      <w:rFonts w:ascii="Newsreader Display" w:hAnsi="Newsreader Display" w:cs="Newsreader Display"/>
       <w:color w:val="000000" w:themeColor="text1"/>
     </w:rPr>
     <w:tblPr>
@@ -8921,7 +8924,7 @@
       <w:spacing w:after="0" w:line="240" w:lineRule="auto"/>
     </w:pPr>
     <w:rPr>
-      <w:rFonts w:asciiTheme="majorHAnsi" w:eastAsiaTheme="majorEastAsia" w:hAnsiTheme="majorHAnsi" w:cstheme="majorBidi"/>
+      <w:rFonts w:ascii="Newsreader Display" w:hAnsi="Newsreader Display" w:cs="Newsreader Display"/>
       <w:color w:val="000000" w:themeColor="text1"/>
     </w:rPr>
     <w:tblPr>
@@ -12836,27 +12839,27 @@
       <w:spacing w:before="0" w:after="80" w:line="288" w:lineRule="auto"/>
     </w:pPr>
     <w:rPr>
-      <w:rFonts w:ascii="Inter" w:hAnsi="Inter" w:cs="Inter" w:eastAsia="Inter"/>
+      <w:rFonts w:ascii="Public Sans" w:hAnsi="Public Sans" w:cs="Public Sans" w:eastAsia="Public Sans"/>
       <w:b/>
       <w:i w:val="0"/>
       <w:caps/>
-      <w:color w:val="9A6510"/>
-      <w:sz w:val="16"/>
-      <w:spacing w:val="32"/>
+      <w:color w:val="8A5A0C"/>
+      <w:sz w:val="15"/>
+      <w:spacing w:val="12"/>
     </w:rPr>
   </w:style>
   <w:style w:type="paragraph" w:customStyle="1" w:styleId="Lead">
     <w:name w:val="Lead"/>
     <w:basedOn w:val="Normal"/>
     <w:pPr>
-      <w:spacing w:before="0" w:after="200" w:line="336" w:lineRule="auto"/>
+      <w:spacing w:before="0" w:after="240" w:line="331" w:lineRule="auto"/>
     </w:pPr>
     <w:rPr>
-      <w:rFonts w:ascii="Source Serif 4" w:hAnsi="Source Serif 4" w:cs="Source Serif 4" w:eastAsia="Source Serif 4"/>
+      <w:rFonts w:ascii="Newsreader Text" w:hAnsi="Newsreader Text" w:cs="Newsreader Text" w:eastAsia="Newsreader Text"/>
       <w:b w:val="0"/>
       <w:i w:val="0"/>
       <w:color w:val="103428"/>
-      <w:sz w:val="25"/>
+      <w:sz w:val="26"/>
     </w:rPr>
   </w:style>
   <w:style w:type="paragraph" w:customStyle="1" w:styleId="Small">
@@ -12866,7 +12869,7 @@
       <w:spacing w:before="0" w:after="40" w:line="300" w:lineRule="auto"/>
     </w:pPr>
     <w:rPr>
-      <w:rFonts w:ascii="Inter" w:hAnsi="Inter" w:cs="Inter" w:eastAsia="Inter"/>
+      <w:rFonts w:ascii="Public Sans" w:hAnsi="Public Sans" w:cs="Public Sans" w:eastAsia="Public Sans"/>
       <w:b w:val="0"/>
       <w:i w:val="0"/>
       <w:color w:val="5F6662"/>
@@ -12880,7 +12883,7 @@
       <w:spacing w:before="20" w:after="20" w:line="276" w:lineRule="auto"/>
     </w:pPr>
     <w:rPr>
-      <w:rFonts w:ascii="Inter" w:hAnsi="Inter" w:cs="Inter" w:eastAsia="Inter"/>
+      <w:rFonts w:ascii="Public Sans" w:hAnsi="Public Sans" w:cs="Public Sans" w:eastAsia="Public Sans"/>
       <w:b w:val="0"/>
       <w:i w:val="0"/>
       <w:color w:val="1B201E"/>
@@ -12894,13 +12897,13 @@
       <w:spacing w:before="40" w:after="40" w:line="264" w:lineRule="auto"/>
     </w:pPr>
     <w:rPr>
-      <w:rFonts w:ascii="Inter" w:hAnsi="Inter" w:cs="Inter" w:eastAsia="Inter"/>
+      <w:rFonts w:ascii="Public Sans" w:hAnsi="Public Sans" w:cs="Public Sans" w:eastAsia="Public Sans"/>
       <w:b/>
       <w:i w:val="0"/>
       <w:caps/>
       <w:color w:val="103428"/>
-      <w:sz w:val="16"/>
-      <w:spacing w:val="12"/>
+      <w:sz w:val="15"/>
+      <w:spacing w:val="10"/>
     </w:rPr>
   </w:style>
 </w:styles>
